--- a/public/downloads/agency-in-learning-facilitator-unit-plan.docx
+++ b/public/downloads/agency-in-learning-facilitator-unit-plan.docx
@@ -20822,65 +20822,65 @@
           <w:sz w:val="22"/>
           <w:szCs w:val="22"/>
         </w:rPr>
-        <w:t xml:space="preserve">Assess at two points, and record both on the FSL2 assessment record:</w:t>
-      </w:r>
-    </w:p>
-    <w:p>
-      <w:pPr>
-        <w:pStyle w:val="ListParagraph"/>
-        <w:numPr>
-          <w:ilvl w:val="0"/>
-          <w:numId w:val="1"/>
-        </w:numPr>
-        <w:spacing w:after="80" w:line="300"/>
-      </w:pPr>
-      <w:r>
-        <w:rPr>
-          <w:sz w:val="22"/>
-          <w:szCs w:val="22"/>
-        </w:rPr>
-        <w:t xml:space="preserve">Week 6, supported (formative) - a first, provisional judgement, made with Amala's support and</w:t>
-      </w:r>
-    </w:p>
-    <w:p>
-      <w:pPr>
-        <w:spacing w:after="140" w:before="0" w:line="300"/>
-      </w:pPr>
-      <w:r>
-        <w:rPr>
-          <w:sz w:val="22"/>
-          <w:szCs w:val="22"/>
-        </w:rPr>
-        <w:t xml:space="preserve">calibration. A checkpoint and a rehearsal.</w:t>
-      </w:r>
-    </w:p>
-    <w:p>
-      <w:pPr>
-        <w:pStyle w:val="ListParagraph"/>
-        <w:numPr>
-          <w:ilvl w:val="0"/>
-          <w:numId w:val="1"/>
-        </w:numPr>
-        <w:spacing w:after="80" w:line="300"/>
-      </w:pPr>
-      <w:r>
-        <w:rPr>
-          <w:sz w:val="22"/>
-          <w:szCs w:val="22"/>
-        </w:rPr>
-        <w:t xml:space="preserve">Week 12, final (summative) - the judgement that informs the readiness decision, and that Amala</w:t>
-      </w:r>
-    </w:p>
-    <w:p>
-      <w:pPr>
-        <w:spacing w:after="140" w:before="0" w:line="300"/>
-      </w:pPr>
-      <w:r>
-        <w:rPr>
-          <w:sz w:val="22"/>
-          <w:szCs w:val="22"/>
-        </w:rPr>
-        <w:t xml:space="preserve">moderates a sample of.</w:t>
+        <w:t xml:space="preserve">Assess at two points, each on a fresh Competency Assessment Record - one sheet for both competencies, given to the learner with a next step once you have talked it through:</w:t>
+      </w:r>
+    </w:p>
+    <w:p>
+      <w:pPr>
+        <w:pStyle w:val="ListParagraph"/>
+        <w:numPr>
+          <w:ilvl w:val="0"/>
+          <w:numId w:val="1"/>
+        </w:numPr>
+        <w:spacing w:after="80" w:line="300"/>
+      </w:pPr>
+      <w:r>
+        <w:rPr>
+          <w:sz w:val="22"/>
+          <w:szCs w:val="22"/>
+        </w:rPr>
+        <w:t xml:space="preserve">Week 6, supported (formative) - a first, provisional judgement, then moderated with your master</w:t>
+      </w:r>
+    </w:p>
+    <w:p>
+      <w:pPr>
+        <w:spacing w:after="140" w:before="0" w:line="300"/>
+      </w:pPr>
+      <w:r>
+        <w:rPr>
+          <w:sz w:val="22"/>
+          <w:szCs w:val="22"/>
+        </w:rPr>
+        <w:t xml:space="preserve">educator and the other facilitators. A checkpoint and a rehearsal.</w:t>
+      </w:r>
+    </w:p>
+    <w:p>
+      <w:pPr>
+        <w:pStyle w:val="ListParagraph"/>
+        <w:numPr>
+          <w:ilvl w:val="0"/>
+          <w:numId w:val="1"/>
+        </w:numPr>
+        <w:spacing w:after="80" w:line="300"/>
+      </w:pPr>
+      <w:r>
+        <w:rPr>
+          <w:sz w:val="22"/>
+          <w:szCs w:val="22"/>
+        </w:rPr>
+        <w:t xml:space="preserve">Week 12, final (summative) - the judgement that informs the readiness decision, confirmed only</w:t>
+      </w:r>
+    </w:p>
+    <w:p>
+      <w:pPr>
+        <w:spacing w:after="140" w:before="0" w:line="300"/>
+      </w:pPr>
+      <w:r>
+        <w:rPr>
+          <w:sz w:val="22"/>
+          <w:szCs w:val="22"/>
+        </w:rPr>
+        <w:t xml:space="preserve">after moderation.</w:t>
       </w:r>
     </w:p>
     <w:p>
@@ -20933,7 +20933,7 @@
           <w:sz w:val="22"/>
           <w:szCs w:val="22"/>
         </w:rPr>
-        <w:t xml:space="preserve">So expect a lot of Theorist at Week 6: "can say what goal they would set and what steps they would take, and why, but has not acted on it yet." That is not a failing cohort and it is not a warning sign. It is the sequence doing what it was designed to do. Judge what is in front of you honestly, record it, and use it for what it is for: seeing which learners you have thin evidence on, and where to put your support in the second block.</w:t>
+        <w:t xml:space="preserve">So expect a lot of Theorist at Week 6: "has set a goal and can explain the steps they would take" - with no real action yet. That is not a failing cohort and it is not a warning sign. It is the sequence doing what it was designed to do. Judge what is in front of you honestly, record it, and use it for what it is for: seeing which learners you have thin evidence on, and where to put your support in the second block.</w:t>
       </w:r>
     </w:p>
     <w:p>
@@ -21725,48 +21725,19 @@
           <w:sz w:val="22"/>
           <w:szCs w:val="22"/>
         </w:rPr>
-        <w:t xml:space="preserve">A goal not reached is not a fail. Practitioner is "attempted, with a clear rationale". A learner</w:t>
-      </w:r>
-    </w:p>
-    <w:p>
-      <w:pPr>
-        <w:spacing w:after="140" w:before="0" w:line="300"/>
-      </w:pPr>
-      <w:r>
-        <w:rPr>
-          <w:sz w:val="22"/>
-          <w:szCs w:val="22"/>
-        </w:rPr>
-        <w:t xml:space="preserve">who set a real goal, took real steps, and did not get there is a Practitioner.</w:t>
-      </w:r>
-    </w:p>
-    <w:p>
-      <w:pPr>
-        <w:pStyle w:val="ListParagraph"/>
-        <w:numPr>
-          <w:ilvl w:val="0"/>
-          <w:numId w:val="1"/>
-        </w:numPr>
-        <w:spacing w:after="80" w:line="300"/>
-      </w:pPr>
-      <w:r>
-        <w:rPr>
-          <w:sz w:val="22"/>
-          <w:szCs w:val="22"/>
-        </w:rPr>
-        <w:t xml:space="preserve">Expert rarely comes from this component alone - it needs two genuinely different scenarios. A</w:t>
-      </w:r>
-    </w:p>
-    <w:p>
-      <w:pPr>
-        <w:spacing w:after="140" w:before="0" w:line="300"/>
-      </w:pPr>
-      <w:r>
-        <w:rPr>
-          <w:sz w:val="22"/>
-          <w:szCs w:val="22"/>
-        </w:rPr>
-        <w:t xml:space="preserve">learner who set a second goal and carried through an improvement from the first can reach it.</w:t>
+        <w:t xml:space="preserve">A goal not reached is not a fail. Practitioner is "has set a goal, taken steps towards it, and</w:t>
+      </w:r>
+    </w:p>
+    <w:p>
+      <w:pPr>
+        <w:spacing w:after="140" w:before="0" w:line="300"/>
+      </w:pPr>
+      <w:r>
+        <w:rPr>
+          <w:sz w:val="22"/>
+          <w:szCs w:val="22"/>
+        </w:rPr>
+        <w:t xml:space="preserve">can explain why they chose those steps". And a learner can reach Reflective Practitioner without fully reaching the goal, if the goal was clear and they made real progress. Do not reward easy goals over ambitious ones.</w:t>
       </w:r>
     </w:p>
     <w:p>
@@ -21836,7 +21807,7 @@
           <w:sz w:val="22"/>
           <w:szCs w:val="22"/>
         </w:rPr>
-        <w:t xml:space="preserve">The printable record, with the scale and the "in this component" reading of each level, is in Part 9A.</w:t>
+        <w:t xml:space="preserve">The four levels, written for FSL2, with what you might see or hear a learner at each one do or say, are in Educator Guide Part 3.5 and in "What Might You See or Hear?". They are the same words as on the Competency Assessment Record. Expert Practitioner is not used on Learning Bridge+.</w:t>
       </w:r>
     </w:p>
     <w:p>
